--- a/support-materials/EL4/EL4_worked_examples.docx
+++ b/support-materials/EL4/EL4_worked_examples.docx
@@ -2247,6 +2247,1188 @@
           <w:bCs/>
         </w:rPr>
         <w:t xml:space="preserve">.</w:t>
+      </w:r>
+    </w:p>
+    <w:p>
+      <w:pPr>
+        <w:pStyle w:val="Heading2"/>
+        <w:pageBreakBefore/>
+      </w:pPr>
+      <w:r>
+        <w:t xml:space="preserve">Example 9: Slip 1</w:t>
+      </w:r>
+    </w:p>
+    <w:p>
+      <w:pPr>
+        <w:spacing w:after="200" w:before="200"/>
+        <w:jc w:val="center"/>
+      </w:pPr>
+      <w:r>
+        <w:rPr>
+          <w:i/>
+          <w:iCs/>
+          <w:sz w:val="40"/>
+          <w:szCs w:val="40"/>
+        </w:rPr>
+        <w:t xml:space="preserve">f(x)=</w:t>
+      </w:r>
+      <w:r>
+        <w:rPr>
+          <w:sz w:val="40"/>
+          <w:szCs w:val="40"/>
+        </w:rPr>
+        <w:t xml:space="preserve">log</w:t>
+      </w:r>
+      <w:r>
+        <w:rPr>
+          <w:i/>
+          <w:iCs/>
+          <w:sz w:val="40"/>
+          <w:szCs w:val="40"/>
+          <w:vertAlign w:val="subscript"/>
+        </w:rPr>
+        <w:t xml:space="preserve">3</w:t>
+      </w:r>
+      <w:r>
+        <w:rPr>
+          <w:i/>
+          <w:iCs/>
+          <w:sz w:val="40"/>
+          <w:szCs w:val="40"/>
+        </w:rPr>
+        <w:t xml:space="preserve">(x−4)</w:t>
+      </w:r>
+    </w:p>
+    <w:p>
+      <w:pPr>
+        <w:pStyle w:val="Heading3"/>
+        <w:keepNext/>
+      </w:pPr>
+      <w:r>
+        <w:t xml:space="preserve">Question</w:t>
+      </w:r>
+    </w:p>
+    <w:p>
+      <w:pPr>
+        <w:spacing w:after="120" w:before="80" w:line="300"/>
+      </w:pPr>
+      <w:r>
+        <w:t xml:space="preserve">A student says the domain is </w:t>
+      </w:r>
+      <w:r>
+        <w:rPr>
+          <w:i/>
+          <w:iCs/>
+        </w:rPr>
+        <w:t xml:space="preserve">(−4,∞)</w:t>
+      </w:r>
+      <w:r>
+        <w:t xml:space="preserve">. What is the mistake, if any?</w:t>
+      </w:r>
+    </w:p>
+    <w:p>
+      <w:pPr>
+        <w:spacing w:after="40" w:before="20"/>
+        <w:ind w:left="360"/>
+      </w:pPr>
+      <w:r>
+        <w:rPr>
+          <w:b/>
+          <w:bCs/>
+        </w:rPr>
+        <w:t xml:space="preserve">A.  </w:t>
+      </w:r>
+      <w:r>
+        <w:t xml:space="preserve">There is no mistake.</w:t>
+      </w:r>
+    </w:p>
+    <w:p>
+      <w:pPr>
+        <w:spacing w:after="40" w:before="20"/>
+        <w:ind w:left="360"/>
+      </w:pPr>
+      <w:r>
+        <w:rPr>
+          <w:b/>
+          <w:bCs/>
+        </w:rPr>
+        <w:t xml:space="preserve">B.  </w:t>
+      </w:r>
+      <w:r>
+        <w:t xml:space="preserve">The inside must be positive, so it is </w:t>
+      </w:r>
+      <w:r>
+        <w:rPr>
+          <w:i/>
+          <w:iCs/>
+        </w:rPr>
+        <w:t xml:space="preserve">(4,∞)</w:t>
+      </w:r>
+      <w:r>
+        <w:t xml:space="preserve">.</w:t>
+      </w:r>
+    </w:p>
+    <w:p>
+      <w:pPr>
+        <w:spacing w:after="40" w:before="20"/>
+        <w:ind w:left="360"/>
+      </w:pPr>
+      <w:r>
+        <w:rPr>
+          <w:b/>
+          <w:bCs/>
+        </w:rPr>
+        <w:t xml:space="preserve">C.  </w:t>
+      </w:r>
+      <w:r>
+        <w:t xml:space="preserve">The domain should be all real numbers, as for every log.</w:t>
+      </w:r>
+    </w:p>
+    <w:p>
+      <w:pPr>
+        <w:spacing w:after="40" w:before="20"/>
+        <w:ind w:left="360"/>
+      </w:pPr>
+      <w:r>
+        <w:rPr>
+          <w:b/>
+          <w:bCs/>
+        </w:rPr>
+        <w:t xml:space="preserve">D.  </w:t>
+      </w:r>
+      <w:r>
+        <w:t xml:space="preserve">Left of 4, the domain is </w:t>
+      </w:r>
+      <w:r>
+        <w:rPr>
+          <w:i/>
+          <w:iCs/>
+        </w:rPr>
+        <w:t xml:space="preserve">(−∞,4)</w:t>
+      </w:r>
+      <w:r>
+        <w:t xml:space="preserve">.</w:t>
+      </w:r>
+    </w:p>
+    <w:p>
+      <w:pPr>
+        <w:pStyle w:val="Heading3"/>
+        <w:keepNext/>
+      </w:pPr>
+      <w:r>
+        <w:t xml:space="preserve">Answer and reasoning</w:t>
+      </w:r>
+    </w:p>
+    <w:p>
+      <w:pPr>
+        <w:spacing w:after="120" w:before="80" w:line="300"/>
+      </w:pPr>
+      <w:r>
+        <w:t xml:space="preserve">Set the inside greater than 0: </w:t>
+      </w:r>
+      <w:r>
+        <w:rPr>
+          <w:i/>
+          <w:iCs/>
+        </w:rPr>
+        <w:t xml:space="preserve">x−4&gt;0</w:t>
+      </w:r>
+      <w:r>
+        <w:t xml:space="preserve">, so </w:t>
+      </w:r>
+      <w:r>
+        <w:rPr>
+          <w:i/>
+          <w:iCs/>
+        </w:rPr>
+        <w:t xml:space="preserve">x&gt;4</w:t>
+      </w:r>
+      <w:r>
+        <w:t xml:space="preserve">. The student copied the sign from the equation instead of solving. Check: </w:t>
+      </w:r>
+      <w:r>
+        <w:rPr>
+          <w:i/>
+          <w:iCs/>
+        </w:rPr>
+        <w:t xml:space="preserve">x=0</w:t>
+      </w:r>
+      <w:r>
+        <w:t xml:space="preserve"> would give </w:t>
+      </w:r>
+      <w:r>
+        <w:t xml:space="preserve">log</w:t>
+      </w:r>
+      <w:r>
+        <w:rPr>
+          <w:i/>
+          <w:iCs/>
+          <w:vertAlign w:val="subscript"/>
+        </w:rPr>
+        <w:t xml:space="preserve">3</w:t>
+      </w:r>
+      <w:r>
+        <w:rPr>
+          <w:i/>
+          <w:iCs/>
+        </w:rPr>
+        <w:t xml:space="preserve">(−4)</w:t>
+      </w:r>
+      <w:r>
+        <w:t xml:space="preserve">, which is undefined. </w:t>
+      </w:r>
+      <w:r>
+        <w:rPr>
+          <w:b/>
+          <w:bCs/>
+        </w:rPr>
+        <w:t xml:space="preserve">The domain is </w:t>
+      </w:r>
+      <w:r>
+        <w:rPr>
+          <w:b/>
+          <w:bCs/>
+          <w:i/>
+          <w:iCs/>
+        </w:rPr>
+        <w:t xml:space="preserve">(4,∞)</w:t>
+      </w:r>
+      <w:r>
+        <w:rPr>
+          <w:b/>
+          <w:bCs/>
+        </w:rPr>
+        <w:t xml:space="preserve">.</w:t>
+      </w:r>
+    </w:p>
+    <w:p>
+      <w:pPr>
+        <w:pStyle w:val="Heading2"/>
+        <w:pageBreakBefore/>
+      </w:pPr>
+      <w:r>
+        <w:t xml:space="preserve">Example 10: Slip 2</w:t>
+      </w:r>
+    </w:p>
+    <w:p>
+      <w:pPr>
+        <w:spacing w:after="200" w:before="200"/>
+        <w:jc w:val="center"/>
+      </w:pPr>
+      <w:r>
+        <w:rPr>
+          <w:i/>
+          <w:iCs/>
+          <w:sz w:val="40"/>
+          <w:szCs w:val="40"/>
+        </w:rPr>
+        <w:t xml:space="preserve">f(x)=</w:t>
+      </w:r>
+      <w:r>
+        <w:rPr>
+          <w:sz w:val="40"/>
+          <w:szCs w:val="40"/>
+        </w:rPr>
+        <w:t xml:space="preserve">log</w:t>
+      </w:r>
+      <w:r>
+        <w:rPr>
+          <w:i/>
+          <w:iCs/>
+          <w:sz w:val="40"/>
+          <w:szCs w:val="40"/>
+          <w:vertAlign w:val="subscript"/>
+        </w:rPr>
+        <w:t xml:space="preserve">2</w:t>
+      </w:r>
+      <w:r>
+        <w:rPr>
+          <w:i/>
+          <w:iCs/>
+          <w:sz w:val="40"/>
+          <w:szCs w:val="40"/>
+        </w:rPr>
+        <w:t xml:space="preserve">(x)+3</w:t>
+      </w:r>
+    </w:p>
+    <w:p>
+      <w:pPr>
+        <w:pStyle w:val="Heading3"/>
+        <w:keepNext/>
+      </w:pPr>
+      <w:r>
+        <w:t xml:space="preserve">Question</w:t>
+      </w:r>
+    </w:p>
+    <w:p>
+      <w:pPr>
+        <w:spacing w:after="120" w:before="80" w:line="300"/>
+      </w:pPr>
+      <w:r>
+        <w:t xml:space="preserve">A student says the vertical asymptote is </w:t>
+      </w:r>
+      <w:r>
+        <w:rPr>
+          <w:i/>
+          <w:iCs/>
+        </w:rPr>
+        <w:t xml:space="preserve">x=3</w:t>
+      </w:r>
+      <w:r>
+        <w:t xml:space="preserve">. What is the mistake, if any?</w:t>
+      </w:r>
+    </w:p>
+    <w:p>
+      <w:pPr>
+        <w:spacing w:after="40" w:before="20"/>
+        <w:ind w:left="360"/>
+      </w:pPr>
+      <w:r>
+        <w:rPr>
+          <w:b/>
+          <w:bCs/>
+        </w:rPr>
+        <w:t xml:space="preserve">A.  </w:t>
+      </w:r>
+      <w:r>
+        <w:t xml:space="preserve">It should be the horizontal line through 3, </w:t>
+      </w:r>
+      <w:r>
+        <w:rPr>
+          <w:i/>
+          <w:iCs/>
+        </w:rPr>
+        <w:t xml:space="preserve">y=3</w:t>
+      </w:r>
+      <w:r>
+        <w:t xml:space="preserve">.</w:t>
+      </w:r>
+    </w:p>
+    <w:p>
+      <w:pPr>
+        <w:spacing w:after="40" w:before="20"/>
+        <w:ind w:left="360"/>
+      </w:pPr>
+      <w:r>
+        <w:rPr>
+          <w:b/>
+          <w:bCs/>
+        </w:rPr>
+        <w:t xml:space="preserve">B.  </w:t>
+      </w:r>
+      <w:r>
+        <w:t xml:space="preserve">Changing the sign, the asymptote is </w:t>
+      </w:r>
+      <w:r>
+        <w:rPr>
+          <w:i/>
+          <w:iCs/>
+        </w:rPr>
+        <w:t xml:space="preserve">x=−3</w:t>
+      </w:r>
+      <w:r>
+        <w:t xml:space="preserve">.</w:t>
+      </w:r>
+    </w:p>
+    <w:p>
+      <w:pPr>
+        <w:spacing w:after="40" w:before="20"/>
+        <w:ind w:left="360"/>
+      </w:pPr>
+      <w:r>
+        <w:rPr>
+          <w:b/>
+          <w:bCs/>
+        </w:rPr>
+        <w:t xml:space="preserve">C.  </w:t>
+      </w:r>
+      <w:r>
+        <w:t xml:space="preserve">Adding outside moves it up, so it is still </w:t>
+      </w:r>
+      <w:r>
+        <w:rPr>
+          <w:i/>
+          <w:iCs/>
+        </w:rPr>
+        <w:t xml:space="preserve">x=0</w:t>
+      </w:r>
+      <w:r>
+        <w:t xml:space="preserve">.</w:t>
+      </w:r>
+    </w:p>
+    <w:p>
+      <w:pPr>
+        <w:spacing w:after="40" w:before="20"/>
+        <w:ind w:left="360"/>
+      </w:pPr>
+      <w:r>
+        <w:rPr>
+          <w:b/>
+          <w:bCs/>
+        </w:rPr>
+        <w:t xml:space="preserve">D.  </w:t>
+      </w:r>
+      <w:r>
+        <w:t xml:space="preserve">There is no mistake.</w:t>
+      </w:r>
+    </w:p>
+    <w:p>
+      <w:pPr>
+        <w:pStyle w:val="Heading3"/>
+        <w:keepNext/>
+      </w:pPr>
+      <w:r>
+        <w:t xml:space="preserve">Answer and reasoning</w:t>
+      </w:r>
+    </w:p>
+    <w:p>
+      <w:pPr>
+        <w:spacing w:after="120" w:before="80" w:line="300"/>
+      </w:pPr>
+      <w:r>
+        <w:t xml:space="preserve">The asymptote is where the inside of the log equals 0: here the inside is </w:t>
+      </w:r>
+      <w:r>
+        <w:rPr>
+          <w:i/>
+          <w:iCs/>
+        </w:rPr>
+        <w:t xml:space="preserve">x</w:t>
+      </w:r>
+      <w:r>
+        <w:t xml:space="preserve">, so </w:t>
+      </w:r>
+      <w:r>
+        <w:rPr>
+          <w:i/>
+          <w:iCs/>
+        </w:rPr>
+        <w:t xml:space="preserve">x=0</w:t>
+      </w:r>
+      <w:r>
+        <w:t xml:space="preserve">. The </w:t>
+      </w:r>
+      <w:r>
+        <w:rPr>
+          <w:i/>
+          <w:iCs/>
+        </w:rPr>
+        <w:t xml:space="preserve">+3</w:t>
+      </w:r>
+      <w:r>
+        <w:t xml:space="preserve"> is outside the log, so it moves the graph up 3, which cannot move a vertical line. </w:t>
+      </w:r>
+      <w:r>
+        <w:rPr>
+          <w:b/>
+          <w:bCs/>
+        </w:rPr>
+        <w:t xml:space="preserve">The asymptote is </w:t>
+      </w:r>
+      <w:r>
+        <w:rPr>
+          <w:b/>
+          <w:bCs/>
+          <w:i/>
+          <w:iCs/>
+        </w:rPr>
+        <w:t xml:space="preserve">x=0</w:t>
+      </w:r>
+      <w:r>
+        <w:rPr>
+          <w:b/>
+          <w:bCs/>
+        </w:rPr>
+        <w:t xml:space="preserve">.</w:t>
+      </w:r>
+    </w:p>
+    <w:p>
+      <w:pPr>
+        <w:pStyle w:val="Heading2"/>
+        <w:pageBreakBefore/>
+      </w:pPr>
+      <w:r>
+        <w:t xml:space="preserve">Example 11: Slip 3</w:t>
+      </w:r>
+    </w:p>
+    <w:p>
+      <w:pPr>
+        <w:spacing w:after="200" w:before="200"/>
+        <w:jc w:val="center"/>
+      </w:pPr>
+      <w:r>
+        <w:rPr>
+          <w:i/>
+          <w:iCs/>
+          <w:sz w:val="40"/>
+          <w:szCs w:val="40"/>
+        </w:rPr>
+        <w:t xml:space="preserve">f(x)=−</w:t>
+      </w:r>
+      <w:r>
+        <w:rPr>
+          <w:sz w:val="40"/>
+          <w:szCs w:val="40"/>
+        </w:rPr>
+        <w:t xml:space="preserve">log</w:t>
+      </w:r>
+      <w:r>
+        <w:rPr>
+          <w:i/>
+          <w:iCs/>
+          <w:sz w:val="40"/>
+          <w:szCs w:val="40"/>
+          <w:vertAlign w:val="subscript"/>
+        </w:rPr>
+        <w:t xml:space="preserve">5</w:t>
+      </w:r>
+      <w:r>
+        <w:rPr>
+          <w:i/>
+          <w:iCs/>
+          <w:sz w:val="40"/>
+          <w:szCs w:val="40"/>
+        </w:rPr>
+        <w:t xml:space="preserve">(x+1)</w:t>
+      </w:r>
+    </w:p>
+    <w:p>
+      <w:pPr>
+        <w:pStyle w:val="Heading3"/>
+        <w:keepNext/>
+      </w:pPr>
+      <w:r>
+        <w:t xml:space="preserve">Question</w:t>
+      </w:r>
+    </w:p>
+    <w:p>
+      <w:pPr>
+        <w:spacing w:after="120" w:before="80" w:line="300"/>
+      </w:pPr>
+      <w:r>
+        <w:t xml:space="preserve">A student says the minus sign flips the graph, so the range is </w:t>
+      </w:r>
+      <w:r>
+        <w:rPr>
+          <w:i/>
+          <w:iCs/>
+        </w:rPr>
+        <w:t xml:space="preserve">(−∞,0)</w:t>
+      </w:r>
+      <w:r>
+        <w:t xml:space="preserve">. What is the mistake, if any?</w:t>
+      </w:r>
+    </w:p>
+    <w:p>
+      <w:pPr>
+        <w:spacing w:after="40" w:before="20"/>
+        <w:ind w:left="360"/>
+      </w:pPr>
+      <w:r>
+        <w:rPr>
+          <w:b/>
+          <w:bCs/>
+        </w:rPr>
+        <w:t xml:space="preserve">A.  </w:t>
+      </w:r>
+      <w:r>
+        <w:t xml:space="preserve">Flipped or not, a log's outputs are all real numbers.</w:t>
+      </w:r>
+    </w:p>
+    <w:p>
+      <w:pPr>
+        <w:spacing w:after="40" w:before="20"/>
+        <w:ind w:left="360"/>
+      </w:pPr>
+      <w:r>
+        <w:rPr>
+          <w:b/>
+          <w:bCs/>
+        </w:rPr>
+        <w:t xml:space="preserve">B.  </w:t>
+      </w:r>
+      <w:r>
+        <w:t xml:space="preserve">There is no mistake.</w:t>
+      </w:r>
+    </w:p>
+    <w:p>
+      <w:pPr>
+        <w:spacing w:after="40" w:before="20"/>
+        <w:ind w:left="360"/>
+      </w:pPr>
+      <w:r>
+        <w:rPr>
+          <w:b/>
+          <w:bCs/>
+        </w:rPr>
+        <w:t xml:space="preserve">C.  </w:t>
+      </w:r>
+      <w:r>
+        <w:t xml:space="preserve">The range should be from 0 to infinity, above the axis.</w:t>
+      </w:r>
+    </w:p>
+    <w:p>
+      <w:pPr>
+        <w:spacing w:after="40" w:before="20"/>
+        <w:ind w:left="360"/>
+      </w:pPr>
+      <w:r>
+        <w:rPr>
+          <w:b/>
+          <w:bCs/>
+        </w:rPr>
+        <w:t xml:space="preserve">D.  </w:t>
+      </w:r>
+      <w:r>
+        <w:t xml:space="preserve">The range should be from negative infinity to negative 1.</w:t>
+      </w:r>
+    </w:p>
+    <w:p>
+      <w:pPr>
+        <w:pStyle w:val="Heading3"/>
+        <w:keepNext/>
+      </w:pPr>
+      <w:r>
+        <w:t xml:space="preserve">Answer and reasoning</w:t>
+      </w:r>
+    </w:p>
+    <w:p>
+      <w:pPr>
+        <w:spacing w:after="120" w:before="80" w:line="300"/>
+      </w:pPr>
+      <w:r>
+        <w:t xml:space="preserve">A logarithm's outputs run up and down forever, so its range is all real numbers. Flipping upside down turns that set into itself. The </w:t>
+      </w:r>
+      <w:r>
+        <w:rPr>
+          <w:i/>
+          <w:iCs/>
+        </w:rPr>
+        <w:t xml:space="preserve">+1</w:t>
+      </w:r>
+      <w:r>
+        <w:t xml:space="preserve"> inside moves the graph sideways, which does not change the outputs. </w:t>
+      </w:r>
+      <w:r>
+        <w:rPr>
+          <w:b/>
+          <w:bCs/>
+        </w:rPr>
+        <w:t xml:space="preserve">The range is </w:t>
+      </w:r>
+      <w:r>
+        <w:rPr>
+          <w:b/>
+          <w:bCs/>
+          <w:i/>
+          <w:iCs/>
+        </w:rPr>
+        <w:t xml:space="preserve">(−∞,∞)</w:t>
+      </w:r>
+      <w:r>
+        <w:rPr>
+          <w:b/>
+          <w:bCs/>
+        </w:rPr>
+        <w:t xml:space="preserve">.</w:t>
+      </w:r>
+    </w:p>
+    <w:p>
+      <w:pPr>
+        <w:pStyle w:val="Heading2"/>
+        <w:pageBreakBefore/>
+      </w:pPr>
+      <w:r>
+        <w:t xml:space="preserve">Example 12: Slip 4</w:t>
+      </w:r>
+    </w:p>
+    <w:p>
+      <w:pPr>
+        <w:spacing w:after="200" w:before="200"/>
+        <w:jc w:val="center"/>
+      </w:pPr>
+      <w:r>
+        <w:rPr>
+          <w:i/>
+          <w:iCs/>
+          <w:sz w:val="40"/>
+          <w:szCs w:val="40"/>
+        </w:rPr>
+        <w:t xml:space="preserve">f(x)=</w:t>
+      </w:r>
+      <w:r>
+        <w:rPr>
+          <w:sz w:val="40"/>
+          <w:szCs w:val="40"/>
+        </w:rPr>
+        <w:t xml:space="preserve">log</w:t>
+      </w:r>
+      <w:r>
+        <w:rPr>
+          <w:i/>
+          <w:iCs/>
+          <w:sz w:val="40"/>
+          <w:szCs w:val="40"/>
+          <w:vertAlign w:val="subscript"/>
+        </w:rPr>
+        <w:t xml:space="preserve">2</w:t>
+      </w:r>
+      <w:r>
+        <w:rPr>
+          <w:i/>
+          <w:iCs/>
+          <w:sz w:val="40"/>
+          <w:szCs w:val="40"/>
+        </w:rPr>
+        <w:t xml:space="preserve">(−x)</w:t>
+      </w:r>
+    </w:p>
+    <w:p>
+      <w:pPr>
+        <w:pStyle w:val="Heading3"/>
+        <w:keepNext/>
+      </w:pPr>
+      <w:r>
+        <w:t xml:space="preserve">Question</w:t>
+      </w:r>
+    </w:p>
+    <w:p>
+      <w:pPr>
+        <w:spacing w:after="120" w:before="80" w:line="300"/>
+      </w:pPr>
+      <w:r>
+        <w:t xml:space="preserve">A student says the domain is </w:t>
+      </w:r>
+      <w:r>
+        <w:rPr>
+          <w:i/>
+          <w:iCs/>
+        </w:rPr>
+        <w:t xml:space="preserve">(0,∞)</w:t>
+      </w:r>
+      <w:r>
+        <w:t xml:space="preserve">. What is the mistake, if any?</w:t>
+      </w:r>
+    </w:p>
+    <w:p>
+      <w:pPr>
+        <w:spacing w:after="40" w:before="20"/>
+        <w:ind w:left="360"/>
+      </w:pPr>
+      <w:r>
+        <w:rPr>
+          <w:b/>
+          <w:bCs/>
+        </w:rPr>
+        <w:t xml:space="preserve">A.  </w:t>
+      </w:r>
+      <w:r>
+        <w:t xml:space="preserve">There is no mistake.</w:t>
+      </w:r>
+    </w:p>
+    <w:p>
+      <w:pPr>
+        <w:spacing w:after="40" w:before="20"/>
+        <w:ind w:left="360"/>
+      </w:pPr>
+      <w:r>
+        <w:rPr>
+          <w:b/>
+          <w:bCs/>
+        </w:rPr>
+        <w:t xml:space="preserve">B.  </w:t>
+      </w:r>
+      <w:r>
+        <w:t xml:space="preserve">The domain should be all real numbers except 0.</w:t>
+      </w:r>
+    </w:p>
+    <w:p>
+      <w:pPr>
+        <w:spacing w:after="40" w:before="20"/>
+        <w:ind w:left="360"/>
+      </w:pPr>
+      <w:r>
+        <w:rPr>
+          <w:b/>
+          <w:bCs/>
+        </w:rPr>
+        <w:t xml:space="preserve">C.  </w:t>
+      </w:r>
+      <w:r>
+        <w:t xml:space="preserve">The minus sign flips the graph upside down, not the domain.</w:t>
+      </w:r>
+    </w:p>
+    <w:p>
+      <w:pPr>
+        <w:spacing w:after="40" w:before="20"/>
+        <w:ind w:left="360"/>
+      </w:pPr>
+      <w:r>
+        <w:rPr>
+          <w:b/>
+          <w:bCs/>
+        </w:rPr>
+        <w:t xml:space="preserve">D.  </w:t>
+      </w:r>
+      <w:r>
+        <w:t xml:space="preserve">Negative x is positive only when x is negative: </w:t>
+      </w:r>
+      <w:r>
+        <w:rPr>
+          <w:i/>
+          <w:iCs/>
+        </w:rPr>
+        <w:t xml:space="preserve">(−∞,0)</w:t>
+      </w:r>
+      <w:r>
+        <w:t xml:space="preserve">.</w:t>
+      </w:r>
+    </w:p>
+    <w:p>
+      <w:pPr>
+        <w:pStyle w:val="Heading3"/>
+        <w:keepNext/>
+      </w:pPr>
+      <w:r>
+        <w:t xml:space="preserve">Answer and reasoning</w:t>
+      </w:r>
+    </w:p>
+    <w:p>
+      <w:pPr>
+        <w:spacing w:after="120" w:before="80" w:line="300"/>
+      </w:pPr>
+      <w:r>
+        <w:t xml:space="preserve">Set the inside greater than 0: </w:t>
+      </w:r>
+      <w:r>
+        <w:rPr>
+          <w:i/>
+          <w:iCs/>
+        </w:rPr>
+        <w:t xml:space="preserve">−x&gt;0</w:t>
+      </w:r>
+      <w:r>
+        <w:t xml:space="preserve">, so </w:t>
+      </w:r>
+      <w:r>
+        <w:rPr>
+          <w:i/>
+          <w:iCs/>
+        </w:rPr>
+        <w:t xml:space="preserve">x&lt;0</w:t>
+      </w:r>
+      <w:r>
+        <w:t xml:space="preserve">. For example </w:t>
+      </w:r>
+      <w:r>
+        <w:rPr>
+          <w:i/>
+          <w:iCs/>
+        </w:rPr>
+        <w:t xml:space="preserve">x=−2</w:t>
+      </w:r>
+      <w:r>
+        <w:t xml:space="preserve"> gives </w:t>
+      </w:r>
+      <w:r>
+        <w:t xml:space="preserve">log</w:t>
+      </w:r>
+      <w:r>
+        <w:rPr>
+          <w:i/>
+          <w:iCs/>
+          <w:vertAlign w:val="subscript"/>
+        </w:rPr>
+        <w:t xml:space="preserve">2</w:t>
+      </w:r>
+      <w:r>
+        <w:rPr>
+          <w:i/>
+          <w:iCs/>
+        </w:rPr>
+        <w:t xml:space="preserve"> 2=1</w:t>
+      </w:r>
+      <w:r>
+        <w:t xml:space="preserve">, but </w:t>
+      </w:r>
+      <w:r>
+        <w:rPr>
+          <w:i/>
+          <w:iCs/>
+        </w:rPr>
+        <w:t xml:space="preserve">x=2</w:t>
+      </w:r>
+      <w:r>
+        <w:t xml:space="preserve"> gives </w:t>
+      </w:r>
+      <w:r>
+        <w:t xml:space="preserve">log</w:t>
+      </w:r>
+      <w:r>
+        <w:rPr>
+          <w:i/>
+          <w:iCs/>
+          <w:vertAlign w:val="subscript"/>
+        </w:rPr>
+        <w:t xml:space="preserve">2</w:t>
+      </w:r>
+      <w:r>
+        <w:rPr>
+          <w:i/>
+          <w:iCs/>
+        </w:rPr>
+        <w:t xml:space="preserve">(−2)</w:t>
+      </w:r>
+      <w:r>
+        <w:t xml:space="preserve">, which is undefined. A minus sign on the </w:t>
+      </w:r>
+      <w:r>
+        <w:rPr>
+          <w:i/>
+          <w:iCs/>
+        </w:rPr>
+        <w:t xml:space="preserve">x</w:t>
+      </w:r>
+      <w:r>
+        <w:t xml:space="preserve"> flips the graph left to right. </w:t>
+      </w:r>
+      <w:r>
+        <w:rPr>
+          <w:b/>
+          <w:bCs/>
+        </w:rPr>
+        <w:t xml:space="preserve">The domain is </w:t>
+      </w:r>
+      <w:r>
+        <w:rPr>
+          <w:b/>
+          <w:bCs/>
+          <w:i/>
+          <w:iCs/>
+        </w:rPr>
+        <w:t xml:space="preserve">(−∞,0)</w:t>
+      </w:r>
+      <w:r>
+        <w:rPr>
+          <w:b/>
+          <w:bCs/>
+        </w:rPr>
+        <w:t xml:space="preserve">.</w:t>
+      </w:r>
+    </w:p>
+    <w:p>
+      <w:pPr>
+        <w:pStyle w:val="Heading2"/>
+        <w:pageBreakBefore/>
+      </w:pPr>
+      <w:r>
+        <w:t xml:space="preserve">Example 13: Slip 5</w:t>
+      </w:r>
+    </w:p>
+    <w:p>
+      <w:pPr>
+        <w:spacing w:after="200" w:before="200"/>
+        <w:jc w:val="center"/>
+      </w:pPr>
+      <w:r>
+        <w:rPr>
+          <w:i/>
+          <w:iCs/>
+          <w:sz w:val="40"/>
+          <w:szCs w:val="40"/>
+        </w:rPr>
+        <w:t xml:space="preserve">f(x)=</w:t>
+      </w:r>
+      <w:r>
+        <w:rPr>
+          <w:sz w:val="40"/>
+          <w:szCs w:val="40"/>
+        </w:rPr>
+        <w:t xml:space="preserve">log</w:t>
+      </w:r>
+      <w:r>
+        <w:rPr>
+          <w:i/>
+          <w:iCs/>
+          <w:sz w:val="40"/>
+          <w:szCs w:val="40"/>
+          <w:vertAlign w:val="subscript"/>
+        </w:rPr>
+        <w:t xml:space="preserve">4</w:t>
+      </w:r>
+      <w:r>
+        <w:rPr>
+          <w:i/>
+          <w:iCs/>
+          <w:sz w:val="40"/>
+          <w:szCs w:val="40"/>
+        </w:rPr>
+        <w:t xml:space="preserve">(x+1)−2</w:t>
+      </w:r>
+    </w:p>
+    <w:p>
+      <w:pPr>
+        <w:pStyle w:val="Heading3"/>
+        <w:keepNext/>
+      </w:pPr>
+      <w:r>
+        <w:t xml:space="preserve">Question</w:t>
+      </w:r>
+    </w:p>
+    <w:p>
+      <w:pPr>
+        <w:spacing w:after="120" w:before="80" w:line="300"/>
+      </w:pPr>
+      <w:r>
+        <w:t xml:space="preserve">A student says the asymptote is </w:t>
+      </w:r>
+      <w:r>
+        <w:rPr>
+          <w:i/>
+          <w:iCs/>
+        </w:rPr>
+        <w:t xml:space="preserve">x=−1</w:t>
+      </w:r>
+      <w:r>
+        <w:t xml:space="preserve"> and the domain is </w:t>
+      </w:r>
+      <w:r>
+        <w:rPr>
+          <w:i/>
+          <w:iCs/>
+        </w:rPr>
+        <w:t xml:space="preserve">(−1,∞)</w:t>
+      </w:r>
+      <w:r>
+        <w:t xml:space="preserve">. What is the mistake, if any?</w:t>
+      </w:r>
+    </w:p>
+    <w:p>
+      <w:pPr>
+        <w:spacing w:after="40" w:before="20"/>
+        <w:ind w:left="360"/>
+      </w:pPr>
+      <w:r>
+        <w:rPr>
+          <w:b/>
+          <w:bCs/>
+        </w:rPr>
+        <w:t xml:space="preserve">A.  </w:t>
+      </w:r>
+      <w:r>
+        <w:t xml:space="preserve">The asymptote should be at 1, with the sign as written.</w:t>
+      </w:r>
+    </w:p>
+    <w:p>
+      <w:pPr>
+        <w:spacing w:after="40" w:before="20"/>
+        <w:ind w:left="360"/>
+      </w:pPr>
+      <w:r>
+        <w:rPr>
+          <w:b/>
+          <w:bCs/>
+        </w:rPr>
+        <w:t xml:space="preserve">B.  </w:t>
+      </w:r>
+      <w:r>
+        <w:t xml:space="preserve">The minus 2 moves the asymptote to negative 3.</w:t>
+      </w:r>
+    </w:p>
+    <w:p>
+      <w:pPr>
+        <w:spacing w:after="40" w:before="20"/>
+        <w:ind w:left="360"/>
+      </w:pPr>
+      <w:r>
+        <w:rPr>
+          <w:b/>
+          <w:bCs/>
+        </w:rPr>
+        <w:t xml:space="preserve">C.  </w:t>
+      </w:r>
+      <w:r>
+        <w:t xml:space="preserve">There is no mistake.</w:t>
+      </w:r>
+    </w:p>
+    <w:p>
+      <w:pPr>
+        <w:spacing w:after="40" w:before="20"/>
+        <w:ind w:left="360"/>
+      </w:pPr>
+      <w:r>
+        <w:rPr>
+          <w:b/>
+          <w:bCs/>
+        </w:rPr>
+        <w:t xml:space="preserve">D.  </w:t>
+      </w:r>
+      <w:r>
+        <w:t xml:space="preserve">The domain should be everything left of negative 1.</w:t>
+      </w:r>
+    </w:p>
+    <w:p>
+      <w:pPr>
+        <w:pStyle w:val="Heading3"/>
+        <w:keepNext/>
+      </w:pPr>
+      <w:r>
+        <w:t xml:space="preserve">Answer and reasoning</w:t>
+      </w:r>
+    </w:p>
+    <w:p>
+      <w:pPr>
+        <w:spacing w:after="120" w:before="80" w:line="300"/>
+      </w:pPr>
+      <w:r>
+        <w:t xml:space="preserve">The inside is </w:t>
+      </w:r>
+      <w:r>
+        <w:rPr>
+          <w:i/>
+          <w:iCs/>
+        </w:rPr>
+        <w:t xml:space="preserve">x+1</w:t>
+      </w:r>
+      <w:r>
+        <w:t xml:space="preserve">. It equals 0 at </w:t>
+      </w:r>
+      <w:r>
+        <w:rPr>
+          <w:i/>
+          <w:iCs/>
+        </w:rPr>
+        <w:t xml:space="preserve">x=−1</w:t>
+      </w:r>
+      <w:r>
+        <w:t xml:space="preserve">, the asymptote, and it is positive for </w:t>
+      </w:r>
+      <w:r>
+        <w:rPr>
+          <w:i/>
+          <w:iCs/>
+        </w:rPr>
+        <w:t xml:space="preserve">x&gt;−1</w:t>
+      </w:r>
+      <w:r>
+        <w:t xml:space="preserve">, the domain. The </w:t>
+      </w:r>
+      <w:r>
+        <w:rPr>
+          <w:i/>
+          <w:iCs/>
+        </w:rPr>
+        <w:t xml:space="preserve">−2</w:t>
+      </w:r>
+      <w:r>
+        <w:t xml:space="preserve"> outside moves the graph down, which does not move the asymptote. </w:t>
+      </w:r>
+      <w:r>
+        <w:rPr>
+          <w:b/>
+          <w:bCs/>
+        </w:rPr>
+        <w:t xml:space="preserve">There is no mistake.</w:t>
       </w:r>
     </w:p>
     <w:sectPr>

--- a/support-materials/EL4/EL4_worked_examples.docx
+++ b/support-materials/EL4/EL4_worked_examples.docx
@@ -2539,7 +2539,7 @@
           <w:szCs w:val="40"/>
           <w:vertAlign w:val="subscript"/>
         </w:rPr>
-        <w:t xml:space="preserve">2</w:t>
+        <w:t xml:space="preserve">4</w:t>
       </w:r>
       <w:r>
         <w:rPr>
@@ -2548,7 +2548,7 @@
           <w:sz w:val="40"/>
           <w:szCs w:val="40"/>
         </w:rPr>
-        <w:t xml:space="preserve">(x)+3</w:t>
+        <w:t xml:space="preserve">(x+1)−2</w:t>
       </w:r>
     </w:p>
     <w:p>
@@ -2565,14 +2565,24 @@
         <w:spacing w:after="120" w:before="80" w:line="300"/>
       </w:pPr>
       <w:r>
-        <w:t xml:space="preserve">A student says the vertical asymptote is </w:t>
-      </w:r>
-      <w:r>
-        <w:rPr>
-          <w:i/>
-          <w:iCs/>
-        </w:rPr>
-        <w:t xml:space="preserve">x=3</w:t>
+        <w:t xml:space="preserve">A student says the asymptote is </w:t>
+      </w:r>
+      <w:r>
+        <w:rPr>
+          <w:i/>
+          <w:iCs/>
+        </w:rPr>
+        <w:t xml:space="preserve">x=−1</w:t>
+      </w:r>
+      <w:r>
+        <w:t xml:space="preserve"> and the domain is </w:t>
+      </w:r>
+      <w:r>
+        <w:rPr>
+          <w:i/>
+          <w:iCs/>
+        </w:rPr>
+        <w:t xml:space="preserve">(−1,∞)</w:t>
       </w:r>
       <w:r>
         <w:t xml:space="preserve">. What is the mistake, if any?</w:t>
@@ -2591,17 +2601,7 @@
         <w:t xml:space="preserve">A.  </w:t>
       </w:r>
       <w:r>
-        <w:t xml:space="preserve">It should be the horizontal line through 3, </w:t>
-      </w:r>
-      <w:r>
-        <w:rPr>
-          <w:i/>
-          <w:iCs/>
-        </w:rPr>
-        <w:t xml:space="preserve">y=3</w:t>
-      </w:r>
-      <w:r>
-        <w:t xml:space="preserve">.</w:t>
+        <w:t xml:space="preserve">The asymptote should be at 1, with the sign as written.</w:t>
       </w:r>
     </w:p>
     <w:p>
@@ -2617,17 +2617,7 @@
         <w:t xml:space="preserve">B.  </w:t>
       </w:r>
       <w:r>
-        <w:t xml:space="preserve">Changing the sign, the asymptote is </w:t>
-      </w:r>
-      <w:r>
-        <w:rPr>
-          <w:i/>
-          <w:iCs/>
-        </w:rPr>
-        <w:t xml:space="preserve">x=−3</w:t>
-      </w:r>
-      <w:r>
-        <w:t xml:space="preserve">.</w:t>
+        <w:t xml:space="preserve">The minus 2 moves the asymptote to negative 3.</w:t>
       </w:r>
     </w:p>
     <w:p>
@@ -2643,17 +2633,7 @@
         <w:t xml:space="preserve">C.  </w:t>
       </w:r>
       <w:r>
-        <w:t xml:space="preserve">Adding outside moves it up, so it is still </w:t>
-      </w:r>
-      <w:r>
-        <w:rPr>
-          <w:i/>
-          <w:iCs/>
-        </w:rPr>
-        <w:t xml:space="preserve">x=0</w:t>
-      </w:r>
-      <w:r>
-        <w:t xml:space="preserve">.</w:t>
+        <w:t xml:space="preserve">There is no mistake.</w:t>
       </w:r>
     </w:p>
     <w:p>
@@ -2669,7 +2649,7 @@
         <w:t xml:space="preserve">D.  </w:t>
       </w:r>
       <w:r>
-        <w:t xml:space="preserve">There is no mistake.</w:t>
+        <w:t xml:space="preserve">The domain should be everything left of negative 1.</w:t>
       </w:r>
     </w:p>
     <w:p>
@@ -2686,60 +2666,54 @@
         <w:spacing w:after="120" w:before="80" w:line="300"/>
       </w:pPr>
       <w:r>
-        <w:t xml:space="preserve">The asymptote is where the inside of the log equals 0: here the inside is </w:t>
-      </w:r>
-      <w:r>
-        <w:rPr>
-          <w:i/>
-          <w:iCs/>
-        </w:rPr>
-        <w:t xml:space="preserve">x</w:t>
-      </w:r>
-      <w:r>
-        <w:t xml:space="preserve">, so </w:t>
-      </w:r>
-      <w:r>
-        <w:rPr>
-          <w:i/>
-          <w:iCs/>
-        </w:rPr>
-        <w:t xml:space="preserve">x=0</w:t>
-      </w:r>
-      <w:r>
-        <w:t xml:space="preserve">. The </w:t>
-      </w:r>
-      <w:r>
-        <w:rPr>
-          <w:i/>
-          <w:iCs/>
-        </w:rPr>
-        <w:t xml:space="preserve">+3</w:t>
-      </w:r>
-      <w:r>
-        <w:t xml:space="preserve"> is outside the log, so it moves the graph up 3, which cannot move a vertical line. </w:t>
-      </w:r>
-      <w:r>
-        <w:rPr>
-          <w:b/>
-          <w:bCs/>
-        </w:rPr>
-        <w:t xml:space="preserve">The asymptote is </w:t>
-      </w:r>
-      <w:r>
-        <w:rPr>
-          <w:b/>
-          <w:bCs/>
-          <w:i/>
-          <w:iCs/>
-        </w:rPr>
-        <w:t xml:space="preserve">x=0</w:t>
-      </w:r>
-      <w:r>
-        <w:rPr>
-          <w:b/>
-          <w:bCs/>
-        </w:rPr>
-        <w:t xml:space="preserve">.</w:t>
+        <w:t xml:space="preserve">The inside is </w:t>
+      </w:r>
+      <w:r>
+        <w:rPr>
+          <w:i/>
+          <w:iCs/>
+        </w:rPr>
+        <w:t xml:space="preserve">x+1</w:t>
+      </w:r>
+      <w:r>
+        <w:t xml:space="preserve">. It equals 0 at </w:t>
+      </w:r>
+      <w:r>
+        <w:rPr>
+          <w:i/>
+          <w:iCs/>
+        </w:rPr>
+        <w:t xml:space="preserve">x=−1</w:t>
+      </w:r>
+      <w:r>
+        <w:t xml:space="preserve">, the asymptote, and it is positive for </w:t>
+      </w:r>
+      <w:r>
+        <w:rPr>
+          <w:i/>
+          <w:iCs/>
+        </w:rPr>
+        <w:t xml:space="preserve">x&gt;−1</w:t>
+      </w:r>
+      <w:r>
+        <w:t xml:space="preserve">, the domain. The </w:t>
+      </w:r>
+      <w:r>
+        <w:rPr>
+          <w:i/>
+          <w:iCs/>
+        </w:rPr>
+        <w:t xml:space="preserve">−2</w:t>
+      </w:r>
+      <w:r>
+        <w:t xml:space="preserve"> outside moves the graph down, which does not move the asymptote. </w:t>
+      </w:r>
+      <w:r>
+        <w:rPr>
+          <w:b/>
+          <w:bCs/>
+        </w:rPr>
+        <w:t xml:space="preserve">There is no mistake.</w:t>
       </w:r>
     </w:p>
     <w:p>
@@ -2763,7 +2737,7 @@
           <w:sz w:val="40"/>
           <w:szCs w:val="40"/>
         </w:rPr>
-        <w:t xml:space="preserve">f(x)=−</w:t>
+        <w:t xml:space="preserve">f(x)=</w:t>
       </w:r>
       <w:r>
         <w:rPr>
@@ -2780,7 +2754,7 @@
           <w:szCs w:val="40"/>
           <w:vertAlign w:val="subscript"/>
         </w:rPr>
-        <w:t xml:space="preserve">5</w:t>
+        <w:t xml:space="preserve">2</w:t>
       </w:r>
       <w:r>
         <w:rPr>
@@ -2789,7 +2763,7 @@
           <w:sz w:val="40"/>
           <w:szCs w:val="40"/>
         </w:rPr>
-        <w:t xml:space="preserve">(x+1)</w:t>
+        <w:t xml:space="preserve">(x)+3</w:t>
       </w:r>
     </w:p>
     <w:p>
@@ -2806,14 +2780,14 @@
         <w:spacing w:after="120" w:before="80" w:line="300"/>
       </w:pPr>
       <w:r>
-        <w:t xml:space="preserve">A student says the minus sign flips the graph, so the range is </w:t>
-      </w:r>
-      <w:r>
-        <w:rPr>
-          <w:i/>
-          <w:iCs/>
-        </w:rPr>
-        <w:t xml:space="preserve">(−∞,0)</w:t>
+        <w:t xml:space="preserve">A student says the vertical asymptote is </w:t>
+      </w:r>
+      <w:r>
+        <w:rPr>
+          <w:i/>
+          <w:iCs/>
+        </w:rPr>
+        <w:t xml:space="preserve">x=3</w:t>
       </w:r>
       <w:r>
         <w:t xml:space="preserve">. What is the mistake, if any?</w:t>
@@ -2832,7 +2806,17 @@
         <w:t xml:space="preserve">A.  </w:t>
       </w:r>
       <w:r>
-        <w:t xml:space="preserve">Flipped or not, a log's outputs are all real numbers.</w:t>
+        <w:t xml:space="preserve">It should be the horizontal line through 3, </w:t>
+      </w:r>
+      <w:r>
+        <w:rPr>
+          <w:i/>
+          <w:iCs/>
+        </w:rPr>
+        <w:t xml:space="preserve">y=3</w:t>
+      </w:r>
+      <w:r>
+        <w:t xml:space="preserve">.</w:t>
       </w:r>
     </w:p>
     <w:p>
@@ -2848,39 +2832,59 @@
         <w:t xml:space="preserve">B.  </w:t>
       </w:r>
       <w:r>
+        <w:t xml:space="preserve">Changing the sign, the asymptote is </w:t>
+      </w:r>
+      <w:r>
+        <w:rPr>
+          <w:i/>
+          <w:iCs/>
+        </w:rPr>
+        <w:t xml:space="preserve">x=−3</w:t>
+      </w:r>
+      <w:r>
+        <w:t xml:space="preserve">.</w:t>
+      </w:r>
+    </w:p>
+    <w:p>
+      <w:pPr>
+        <w:spacing w:after="40" w:before="20"/>
+        <w:ind w:left="360"/>
+      </w:pPr>
+      <w:r>
+        <w:rPr>
+          <w:b/>
+          <w:bCs/>
+        </w:rPr>
+        <w:t xml:space="preserve">C.  </w:t>
+      </w:r>
+      <w:r>
+        <w:t xml:space="preserve">Adding outside moves it up, so it is still </w:t>
+      </w:r>
+      <w:r>
+        <w:rPr>
+          <w:i/>
+          <w:iCs/>
+        </w:rPr>
+        <w:t xml:space="preserve">x=0</w:t>
+      </w:r>
+      <w:r>
+        <w:t xml:space="preserve">.</w:t>
+      </w:r>
+    </w:p>
+    <w:p>
+      <w:pPr>
+        <w:spacing w:after="40" w:before="20"/>
+        <w:ind w:left="360"/>
+      </w:pPr>
+      <w:r>
+        <w:rPr>
+          <w:b/>
+          <w:bCs/>
+        </w:rPr>
+        <w:t xml:space="preserve">D.  </w:t>
+      </w:r>
+      <w:r>
         <w:t xml:space="preserve">There is no mistake.</w:t>
-      </w:r>
-    </w:p>
-    <w:p>
-      <w:pPr>
-        <w:spacing w:after="40" w:before="20"/>
-        <w:ind w:left="360"/>
-      </w:pPr>
-      <w:r>
-        <w:rPr>
-          <w:b/>
-          <w:bCs/>
-        </w:rPr>
-        <w:t xml:space="preserve">C.  </w:t>
-      </w:r>
-      <w:r>
-        <w:t xml:space="preserve">The range should be from 0 to infinity, above the axis.</w:t>
-      </w:r>
-    </w:p>
-    <w:p>
-      <w:pPr>
-        <w:spacing w:after="40" w:before="20"/>
-        <w:ind w:left="360"/>
-      </w:pPr>
-      <w:r>
-        <w:rPr>
-          <w:b/>
-          <w:bCs/>
-        </w:rPr>
-        <w:t xml:space="preserve">D.  </w:t>
-      </w:r>
-      <w:r>
-        <w:t xml:space="preserve">The range should be from negative infinity to negative 1.</w:t>
       </w:r>
     </w:p>
     <w:p>
@@ -2897,33 +2901,53 @@
         <w:spacing w:after="120" w:before="80" w:line="300"/>
       </w:pPr>
       <w:r>
-        <w:t xml:space="preserve">A logarithm's outputs run up and down forever, so its range is all real numbers. Flipping upside down turns that set into itself. The </w:t>
-      </w:r>
-      <w:r>
-        <w:rPr>
-          <w:i/>
-          <w:iCs/>
-        </w:rPr>
-        <w:t xml:space="preserve">+1</w:t>
-      </w:r>
-      <w:r>
-        <w:t xml:space="preserve"> inside moves the graph sideways, which does not change the outputs. </w:t>
-      </w:r>
-      <w:r>
-        <w:rPr>
-          <w:b/>
-          <w:bCs/>
-        </w:rPr>
-        <w:t xml:space="preserve">The range is </w:t>
-      </w:r>
-      <w:r>
-        <w:rPr>
-          <w:b/>
-          <w:bCs/>
-          <w:i/>
-          <w:iCs/>
-        </w:rPr>
-        <w:t xml:space="preserve">(−∞,∞)</w:t>
+        <w:t xml:space="preserve">The asymptote is where the inside of the log equals 0: here the inside is </w:t>
+      </w:r>
+      <w:r>
+        <w:rPr>
+          <w:i/>
+          <w:iCs/>
+        </w:rPr>
+        <w:t xml:space="preserve">x</w:t>
+      </w:r>
+      <w:r>
+        <w:t xml:space="preserve">, so </w:t>
+      </w:r>
+      <w:r>
+        <w:rPr>
+          <w:i/>
+          <w:iCs/>
+        </w:rPr>
+        <w:t xml:space="preserve">x=0</w:t>
+      </w:r>
+      <w:r>
+        <w:t xml:space="preserve">. The </w:t>
+      </w:r>
+      <w:r>
+        <w:rPr>
+          <w:i/>
+          <w:iCs/>
+        </w:rPr>
+        <w:t xml:space="preserve">+3</w:t>
+      </w:r>
+      <w:r>
+        <w:t xml:space="preserve"> is outside the log, so it moves the graph up 3, which cannot move a vertical line. </w:t>
+      </w:r>
+      <w:r>
+        <w:rPr>
+          <w:b/>
+          <w:bCs/>
+        </w:rPr>
+        <w:t xml:space="preserve">The asymptote is </w:t>
+      </w:r>
+      <w:r>
+        <w:rPr>
+          <w:b/>
+          <w:bCs/>
+          <w:i/>
+          <w:iCs/>
+        </w:rPr>
+        <w:t xml:space="preserve">x=0</w:t>
       </w:r>
       <w:r>
         <w:rPr>
@@ -2954,7 +2978,7 @@
           <w:sz w:val="40"/>
           <w:szCs w:val="40"/>
         </w:rPr>
-        <w:t xml:space="preserve">f(x)=</w:t>
+        <w:t xml:space="preserve">f(x)=−</w:t>
       </w:r>
       <w:r>
         <w:rPr>
@@ -2971,7 +2995,7 @@
           <w:szCs w:val="40"/>
           <w:vertAlign w:val="subscript"/>
         </w:rPr>
-        <w:t xml:space="preserve">2</w:t>
+        <w:t xml:space="preserve">5</w:t>
       </w:r>
       <w:r>
         <w:rPr>
@@ -2980,7 +3004,7 @@
           <w:sz w:val="40"/>
           <w:szCs w:val="40"/>
         </w:rPr>
-        <w:t xml:space="preserve">(−x)</w:t>
+        <w:t xml:space="preserve">(x+1)</w:t>
       </w:r>
     </w:p>
     <w:p>
@@ -2997,14 +3021,14 @@
         <w:spacing w:after="120" w:before="80" w:line="300"/>
       </w:pPr>
       <w:r>
-        <w:t xml:space="preserve">A student says the domain is </w:t>
-      </w:r>
-      <w:r>
-        <w:rPr>
-          <w:i/>
-          <w:iCs/>
-        </w:rPr>
-        <w:t xml:space="preserve">(0,∞)</w:t>
+        <w:t xml:space="preserve">A student says the minus sign flips the graph, so the range is </w:t>
+      </w:r>
+      <w:r>
+        <w:rPr>
+          <w:i/>
+          <w:iCs/>
+        </w:rPr>
+        <w:t xml:space="preserve">(−∞,0)</w:t>
       </w:r>
       <w:r>
         <w:t xml:space="preserve">. What is the mistake, if any?</w:t>
@@ -3023,6 +3047,22 @@
         <w:t xml:space="preserve">A.  </w:t>
       </w:r>
       <w:r>
+        <w:t xml:space="preserve">Flipped or not, a log's outputs are all real numbers.</w:t>
+      </w:r>
+    </w:p>
+    <w:p>
+      <w:pPr>
+        <w:spacing w:after="40" w:before="20"/>
+        <w:ind w:left="360"/>
+      </w:pPr>
+      <w:r>
+        <w:rPr>
+          <w:b/>
+          <w:bCs/>
+        </w:rPr>
+        <w:t xml:space="preserve">B.  </w:t>
+      </w:r>
+      <w:r>
         <w:t xml:space="preserve">There is no mistake.</w:t>
       </w:r>
     </w:p>
@@ -3036,26 +3076,10 @@
           <w:b/>
           <w:bCs/>
         </w:rPr>
-        <w:t xml:space="preserve">B.  </w:t>
-      </w:r>
-      <w:r>
-        <w:t xml:space="preserve">The domain should be all real numbers except 0.</w:t>
-      </w:r>
-    </w:p>
-    <w:p>
-      <w:pPr>
-        <w:spacing w:after="40" w:before="20"/>
-        <w:ind w:left="360"/>
-      </w:pPr>
-      <w:r>
-        <w:rPr>
-          <w:b/>
-          <w:bCs/>
-        </w:rPr>
         <w:t xml:space="preserve">C.  </w:t>
       </w:r>
       <w:r>
-        <w:t xml:space="preserve">The minus sign flips the graph upside down, not the domain.</w:t>
+        <w:t xml:space="preserve">The range should be from 0 to infinity, above the axis.</w:t>
       </w:r>
     </w:p>
     <w:p>
@@ -3071,17 +3095,7 @@
         <w:t xml:space="preserve">D.  </w:t>
       </w:r>
       <w:r>
-        <w:t xml:space="preserve">Negative x is positive only when x is negative: </w:t>
-      </w:r>
-      <w:r>
-        <w:rPr>
-          <w:i/>
-          <w:iCs/>
-        </w:rPr>
-        <w:t xml:space="preserve">(−∞,0)</w:t>
-      </w:r>
-      <w:r>
-        <w:t xml:space="preserve">.</w:t>
+        <w:t xml:space="preserve">The range should be from negative infinity to negative 1.</w:t>
       </w:r>
     </w:p>
     <w:p>
@@ -3098,115 +3112,33 @@
         <w:spacing w:after="120" w:before="80" w:line="300"/>
       </w:pPr>
       <w:r>
-        <w:t xml:space="preserve">Set the inside greater than 0: </w:t>
-      </w:r>
-      <w:r>
-        <w:rPr>
-          <w:i/>
-          <w:iCs/>
-        </w:rPr>
-        <w:t xml:space="preserve">−x&gt;0</w:t>
-      </w:r>
-      <w:r>
-        <w:t xml:space="preserve">, so </w:t>
-      </w:r>
-      <w:r>
-        <w:rPr>
-          <w:i/>
-          <w:iCs/>
-        </w:rPr>
-        <w:t xml:space="preserve">x&lt;0</w:t>
-      </w:r>
-      <w:r>
-        <w:t xml:space="preserve">. For example </w:t>
-      </w:r>
-      <w:r>
-        <w:rPr>
-          <w:i/>
-          <w:iCs/>
-        </w:rPr>
-        <w:t xml:space="preserve">x=−2</w:t>
-      </w:r>
-      <w:r>
-        <w:t xml:space="preserve"> gives </w:t>
-      </w:r>
-      <w:r>
-        <w:t xml:space="preserve">log</w:t>
-      </w:r>
-      <w:r>
-        <w:rPr>
-          <w:i/>
-          <w:iCs/>
-          <w:vertAlign w:val="subscript"/>
-        </w:rPr>
-        <w:t xml:space="preserve">2</w:t>
-      </w:r>
-      <w:r>
-        <w:rPr>
-          <w:i/>
-          <w:iCs/>
-        </w:rPr>
-        <w:t xml:space="preserve"> 2=1</w:t>
-      </w:r>
-      <w:r>
-        <w:t xml:space="preserve">, but </w:t>
-      </w:r>
-      <w:r>
-        <w:rPr>
-          <w:i/>
-          <w:iCs/>
-        </w:rPr>
-        <w:t xml:space="preserve">x=2</w:t>
-      </w:r>
-      <w:r>
-        <w:t xml:space="preserve"> gives </w:t>
-      </w:r>
-      <w:r>
-        <w:t xml:space="preserve">log</w:t>
-      </w:r>
-      <w:r>
-        <w:rPr>
-          <w:i/>
-          <w:iCs/>
-          <w:vertAlign w:val="subscript"/>
-        </w:rPr>
-        <w:t xml:space="preserve">2</w:t>
-      </w:r>
-      <w:r>
-        <w:rPr>
-          <w:i/>
-          <w:iCs/>
-        </w:rPr>
-        <w:t xml:space="preserve">(−2)</w:t>
-      </w:r>
-      <w:r>
-        <w:t xml:space="preserve">, which is undefined. A minus sign on the </w:t>
-      </w:r>
-      <w:r>
-        <w:rPr>
-          <w:i/>
-          <w:iCs/>
-        </w:rPr>
-        <w:t xml:space="preserve">x</w:t>
-      </w:r>
-      <w:r>
-        <w:t xml:space="preserve"> flips the graph left to right. </w:t>
-      </w:r>
-      <w:r>
-        <w:rPr>
-          <w:b/>
-          <w:bCs/>
-        </w:rPr>
-        <w:t xml:space="preserve">The domain is </w:t>
-      </w:r>
-      <w:r>
-        <w:rPr>
-          <w:b/>
-          <w:bCs/>
-          <w:i/>
-          <w:iCs/>
-        </w:rPr>
-        <w:t xml:space="preserve">(−∞,0)</w:t>
+        <w:t xml:space="preserve">A logarithm's outputs run up and down forever, so its range is all real numbers. Flipping upside down turns that set into itself. The </w:t>
+      </w:r>
+      <w:r>
+        <w:rPr>
+          <w:i/>
+          <w:iCs/>
+        </w:rPr>
+        <w:t xml:space="preserve">+1</w:t>
+      </w:r>
+      <w:r>
+        <w:t xml:space="preserve"> inside moves the graph sideways, which does not change the outputs. </w:t>
+      </w:r>
+      <w:r>
+        <w:rPr>
+          <w:b/>
+          <w:bCs/>
+        </w:rPr>
+        <w:t xml:space="preserve">The range is </w:t>
+      </w:r>
+      <w:r>
+        <w:rPr>
+          <w:b/>
+          <w:bCs/>
+          <w:i/>
+          <w:iCs/>
+        </w:rPr>
+        <w:t xml:space="preserve">(−∞,∞)</w:t>
       </w:r>
       <w:r>
         <w:rPr>
@@ -3254,7 +3186,7 @@
           <w:szCs w:val="40"/>
           <w:vertAlign w:val="subscript"/>
         </w:rPr>
-        <w:t xml:space="preserve">4</w:t>
+        <w:t xml:space="preserve">2</w:t>
       </w:r>
       <w:r>
         <w:rPr>
@@ -3263,7 +3195,7 @@
           <w:sz w:val="40"/>
           <w:szCs w:val="40"/>
         </w:rPr>
-        <w:t xml:space="preserve">(x+1)−2</w:t>
+        <w:t xml:space="preserve">(−x)</w:t>
       </w:r>
     </w:p>
     <w:p>
@@ -3280,24 +3212,14 @@
         <w:spacing w:after="120" w:before="80" w:line="300"/>
       </w:pPr>
       <w:r>
-        <w:t xml:space="preserve">A student says the asymptote is </w:t>
-      </w:r>
-      <w:r>
-        <w:rPr>
-          <w:i/>
-          <w:iCs/>
-        </w:rPr>
-        <w:t xml:space="preserve">x=−1</w:t>
-      </w:r>
-      <w:r>
-        <w:t xml:space="preserve"> and the domain is </w:t>
-      </w:r>
-      <w:r>
-        <w:rPr>
-          <w:i/>
-          <w:iCs/>
-        </w:rPr>
-        <w:t xml:space="preserve">(−1,∞)</w:t>
+        <w:t xml:space="preserve">A student says the domain is </w:t>
+      </w:r>
+      <w:r>
+        <w:rPr>
+          <w:i/>
+          <w:iCs/>
+        </w:rPr>
+        <w:t xml:space="preserve">(0,∞)</w:t>
       </w:r>
       <w:r>
         <w:t xml:space="preserve">. What is the mistake, if any?</w:t>
@@ -3316,7 +3238,7 @@
         <w:t xml:space="preserve">A.  </w:t>
       </w:r>
       <w:r>
-        <w:t xml:space="preserve">The asymptote should be at 1, with the sign as written.</w:t>
+        <w:t xml:space="preserve">There is no mistake.</w:t>
       </w:r>
     </w:p>
     <w:p>
@@ -3332,7 +3254,7 @@
         <w:t xml:space="preserve">B.  </w:t>
       </w:r>
       <w:r>
-        <w:t xml:space="preserve">The minus 2 moves the asymptote to negative 3.</w:t>
+        <w:t xml:space="preserve">The domain should be all real numbers except 0.</w:t>
       </w:r>
     </w:p>
     <w:p>
@@ -3348,7 +3270,7 @@
         <w:t xml:space="preserve">C.  </w:t>
       </w:r>
       <w:r>
-        <w:t xml:space="preserve">There is no mistake.</w:t>
+        <w:t xml:space="preserve">The minus sign flips the graph upside down, not the domain.</w:t>
       </w:r>
     </w:p>
     <w:p>
@@ -3364,7 +3286,17 @@
         <w:t xml:space="preserve">D.  </w:t>
       </w:r>
       <w:r>
-        <w:t xml:space="preserve">The domain should be everything left of negative 1.</w:t>
+        <w:t xml:space="preserve">Negative x is positive only when x is negative: </w:t>
+      </w:r>
+      <w:r>
+        <w:rPr>
+          <w:i/>
+          <w:iCs/>
+        </w:rPr>
+        <w:t xml:space="preserve">(−∞,0)</w:t>
+      </w:r>
+      <w:r>
+        <w:t xml:space="preserve">.</w:t>
       </w:r>
     </w:p>
     <w:p>
@@ -3381,54 +3313,122 @@
         <w:spacing w:after="120" w:before="80" w:line="300"/>
       </w:pPr>
       <w:r>
-        <w:t xml:space="preserve">The inside is </w:t>
-      </w:r>
-      <w:r>
-        <w:rPr>
-          <w:i/>
-          <w:iCs/>
-        </w:rPr>
-        <w:t xml:space="preserve">x+1</w:t>
-      </w:r>
-      <w:r>
-        <w:t xml:space="preserve">. It equals 0 at </w:t>
-      </w:r>
-      <w:r>
-        <w:rPr>
-          <w:i/>
-          <w:iCs/>
-        </w:rPr>
-        <w:t xml:space="preserve">x=−1</w:t>
-      </w:r>
-      <w:r>
-        <w:t xml:space="preserve">, the asymptote, and it is positive for </w:t>
-      </w:r>
-      <w:r>
-        <w:rPr>
-          <w:i/>
-          <w:iCs/>
-        </w:rPr>
-        <w:t xml:space="preserve">x&gt;−1</w:t>
-      </w:r>
-      <w:r>
-        <w:t xml:space="preserve">, the domain. The </w:t>
-      </w:r>
-      <w:r>
-        <w:rPr>
-          <w:i/>
-          <w:iCs/>
-        </w:rPr>
-        <w:t xml:space="preserve">−2</w:t>
-      </w:r>
-      <w:r>
-        <w:t xml:space="preserve"> outside moves the graph down, which does not move the asymptote. </w:t>
-      </w:r>
-      <w:r>
-        <w:rPr>
-          <w:b/>
-          <w:bCs/>
-        </w:rPr>
-        <w:t xml:space="preserve">There is no mistake.</w:t>
+        <w:t xml:space="preserve">Set the inside greater than 0: </w:t>
+      </w:r>
+      <w:r>
+        <w:rPr>
+          <w:i/>
+          <w:iCs/>
+        </w:rPr>
+        <w:t xml:space="preserve">−x&gt;0</w:t>
+      </w:r>
+      <w:r>
+        <w:t xml:space="preserve">, so </w:t>
+      </w:r>
+      <w:r>
+        <w:rPr>
+          <w:i/>
+          <w:iCs/>
+        </w:rPr>
+        <w:t xml:space="preserve">x&lt;0</w:t>
+      </w:r>
+      <w:r>
+        <w:t xml:space="preserve">. For example </w:t>
+      </w:r>
+      <w:r>
+        <w:rPr>
+          <w:i/>
+          <w:iCs/>
+        </w:rPr>
+        <w:t xml:space="preserve">x=−2</w:t>
+      </w:r>
+      <w:r>
+        <w:t xml:space="preserve"> gives </w:t>
+      </w:r>
+      <w:r>
+        <w:t xml:space="preserve">log</w:t>
+      </w:r>
+      <w:r>
+        <w:rPr>
+          <w:i/>
+          <w:iCs/>
+          <w:vertAlign w:val="subscript"/>
+        </w:rPr>
+        <w:t xml:space="preserve">2</w:t>
+      </w:r>
+      <w:r>
+        <w:rPr>
+          <w:i/>
+          <w:iCs/>
+        </w:rPr>
+        <w:t xml:space="preserve"> 2=1</w:t>
+      </w:r>
+      <w:r>
+        <w:t xml:space="preserve">, but </w:t>
+      </w:r>
+      <w:r>
+        <w:rPr>
+          <w:i/>
+          <w:iCs/>
+        </w:rPr>
+        <w:t xml:space="preserve">x=2</w:t>
+      </w:r>
+      <w:r>
+        <w:t xml:space="preserve"> gives </w:t>
+      </w:r>
+      <w:r>
+        <w:t xml:space="preserve">log</w:t>
+      </w:r>
+      <w:r>
+        <w:rPr>
+          <w:i/>
+          <w:iCs/>
+          <w:vertAlign w:val="subscript"/>
+        </w:rPr>
+        <w:t xml:space="preserve">2</w:t>
+      </w:r>
+      <w:r>
+        <w:rPr>
+          <w:i/>
+          <w:iCs/>
+        </w:rPr>
+        <w:t xml:space="preserve">(−2)</w:t>
+      </w:r>
+      <w:r>
+        <w:t xml:space="preserve">, which is undefined. A minus sign on the </w:t>
+      </w:r>
+      <w:r>
+        <w:rPr>
+          <w:i/>
+          <w:iCs/>
+        </w:rPr>
+        <w:t xml:space="preserve">x</w:t>
+      </w:r>
+      <w:r>
+        <w:t xml:space="preserve"> flips the graph left to right. </w:t>
+      </w:r>
+      <w:r>
+        <w:rPr>
+          <w:b/>
+          <w:bCs/>
+        </w:rPr>
+        <w:t xml:space="preserve">The domain is </w:t>
+      </w:r>
+      <w:r>
+        <w:rPr>
+          <w:b/>
+          <w:bCs/>
+          <w:i/>
+          <w:iCs/>
+        </w:rPr>
+        <w:t xml:space="preserve">(−∞,0)</w:t>
+      </w:r>
+      <w:r>
+        <w:rPr>
+          <w:b/>
+          <w:bCs/>
+        </w:rPr>
+        <w:t xml:space="preserve">.</w:t>
       </w:r>
     </w:p>
     <w:sectPr>
